--- a/docpac_21230125/docpac_21230125.docx
+++ b/docpac_21230125/docpac_21230125.docx
@@ -9,7 +9,15 @@
     </w:p>
     <w:p>
       <w:r>
-        <w:t>I feel really terrible. I’m puking for no reason.</w:t>
+        <w:t xml:space="preserve">I feel </w:t>
+      </w:r>
+      <w:proofErr w:type="gramStart"/>
+      <w:r>
+        <w:t>really terrible</w:t>
+      </w:r>
+      <w:proofErr w:type="gramEnd"/>
+      <w:r>
+        <w:t>. I’m puking for no reason.</w:t>
       </w:r>
     </w:p>
     <w:p>
@@ -19,7 +27,31 @@
     </w:p>
     <w:p>
       <w:r>
-        <w:t>No school Monday, I’m sick today, I have to prep for my Mom’s 6</w:t>
+        <w:t xml:space="preserve">No school Monday, I’m sick today, I </w:t>
+      </w:r>
+      <w:proofErr w:type="gramStart"/>
+      <w:r>
+        <w:t>have to</w:t>
+      </w:r>
+      <w:proofErr w:type="gramEnd"/>
+      <w:r>
+        <w:t xml:space="preserve"> </w:t>
+      </w:r>
+      <w:proofErr w:type="gramStart"/>
+      <w:r>
+        <w:t>prep</w:t>
+      </w:r>
+      <w:proofErr w:type="gramEnd"/>
+      <w:r>
+        <w:t xml:space="preserve"> for my </w:t>
+      </w:r>
+      <w:proofErr w:type="gramStart"/>
+      <w:r>
+        <w:t>Mom’s</w:t>
+      </w:r>
+      <w:proofErr w:type="gramEnd"/>
+      <w:r>
+        <w:t xml:space="preserve"> 6</w:t>
       </w:r>
       <w:r>
         <w:rPr>
@@ -41,7 +73,15 @@
     </w:p>
     <w:p>
       <w:r>
-        <w:t>This week, you have to do one of three things:</w:t>
+        <w:t xml:space="preserve">This week, you </w:t>
+      </w:r>
+      <w:proofErr w:type="gramStart"/>
+      <w:r>
+        <w:t>have to</w:t>
+      </w:r>
+      <w:proofErr w:type="gramEnd"/>
+      <w:r>
+        <w:t xml:space="preserve"> do one of three things:</w:t>
       </w:r>
     </w:p>
     <w:p>
@@ -61,7 +101,15 @@
       </w:r>
       <w:proofErr w:type="spellEnd"/>
       <w:r>
-        <w:t xml:space="preserve"> in RPG Maker MZ to create a quiz game, or a novel new way of using polling in a RPG Maker Game</w:t>
+        <w:t xml:space="preserve"> in RPG Maker MZ to create a quiz game, or a novel new way of using polling in </w:t>
+      </w:r>
+      <w:proofErr w:type="gramStart"/>
+      <w:r>
+        <w:t>a</w:t>
+      </w:r>
+      <w:proofErr w:type="gramEnd"/>
+      <w:r>
+        <w:t xml:space="preserve"> RPG Maker Game</w:t>
       </w:r>
     </w:p>
     <w:p>
@@ -125,7 +173,15 @@
         </w:numPr>
       </w:pPr>
       <w:r>
-        <w:t>I had chat make a template for you</w:t>
+        <w:t xml:space="preserve">I had chat </w:t>
+      </w:r>
+      <w:proofErr w:type="gramStart"/>
+      <w:r>
+        <w:t>make</w:t>
+      </w:r>
+      <w:proofErr w:type="gramEnd"/>
+      <w:r>
+        <w:t xml:space="preserve"> a template for you</w:t>
       </w:r>
     </w:p>
     <w:p>
@@ -214,7 +270,15 @@
         </w:numPr>
       </w:pPr>
       <w:r>
-        <w:t xml:space="preserve">If you going to do this instead of </w:t>
+        <w:t xml:space="preserve">If you </w:t>
+      </w:r>
+      <w:proofErr w:type="gramStart"/>
+      <w:r>
+        <w:t>going</w:t>
+      </w:r>
+      <w:proofErr w:type="gramEnd"/>
+      <w:r>
+        <w:t xml:space="preserve"> to do this instead of </w:t>
       </w:r>
       <w:proofErr w:type="spellStart"/>
       <w:r>
@@ -349,7 +413,15 @@
         <w:t xml:space="preserve">“Ebanks, </w:t>
       </w:r>
       <w:r>
-        <w:t>if you were moving any slower you’d be going backwards</w:t>
+        <w:t xml:space="preserve">if you were moving any </w:t>
+      </w:r>
+      <w:proofErr w:type="gramStart"/>
+      <w:r>
+        <w:t>slower</w:t>
+      </w:r>
+      <w:proofErr w:type="gramEnd"/>
+      <w:r>
+        <w:t xml:space="preserve"> you’d be going backwards</w:t>
       </w:r>
       <w:r>
         <w:t>.”</w:t>
@@ -400,6 +472,9 @@
     <w:p>
       <w:r>
         <w:t>That should cover most situations.</w:t>
+      </w:r>
+      <w:r>
+        <w:t xml:space="preserve"> </w:t>
       </w:r>
     </w:p>
     <w:sectPr>
